--- a/ECON1580_Applied_Economics/Unit1_Economic_Systems/Discussion/Unit1_Discussion_Assignment.docx
+++ b/ECON1580_Applied_Economics/Unit1_Economic_Systems/Discussion/Unit1_Discussion_Assignment.docx
@@ -65,6 +65,29 @@
           <w:bCs/>
           <w:sz w:val="24"/>
         </w:rPr>
+        <w:t xml:space="preserve">Course</w:t>
+      </w:r>
+      <w:r>
+        <w:rPr>
+          <w:rFonts w:ascii="Times New Roman" w:hAnsi="Times New Roman"/>
+          <w:sz w:val="24"/>
+        </w:rPr>
+        <w:t xml:space="preserve">: ECON 1580 — Applied Economics: Theory and Practice</w:t>
+      </w:r>
+      <w:r>
+        <w:rPr>
+          <w:rFonts w:ascii="Times New Roman" w:hAnsi="Times New Roman"/>
+          <w:sz w:val="24"/>
+        </w:rPr>
+        <w:t xml:space="preserve"> </w:t>
+      </w:r>
+      <w:r>
+        <w:rPr>
+          <w:rFonts w:ascii="Times New Roman" w:hAnsi="Times New Roman"/>
+          <w:b/>
+          <w:bCs/>
+          <w:sz w:val="24"/>
+        </w:rPr>
         <w:t xml:space="preserve">Word Count</w:t>
       </w:r>
       <w:r>
@@ -72,7 +95,7 @@
           <w:rFonts w:ascii="Times New Roman" w:hAnsi="Times New Roman"/>
           <w:sz w:val="24"/>
         </w:rPr>
-        <w:t xml:space="preserve">: 420</w:t>
+        <w:t xml:space="preserve">: 468</w:t>
       </w:r>
     </w:p>
     <w:p>
@@ -99,7 +122,7 @@
           <w:rFonts w:ascii="Times New Roman" w:hAnsi="Times New Roman"/>
           <w:sz w:val="24"/>
         </w:rPr>
-        <w:t xml:space="preserve">In a market-driven economy, the public and private sectors are not opposing forces — they are interdependent partners whose interaction shapes economic outcomes at every level. The public sector establishes the regulatory environment, funds public goods, and corrects market failures, while the private sector drives production, innovation, and employment. Neither can function optimally without the other. As Greenlaw et al. (2022) explain, most modern economies are mixed systems that deliberately combine market mechanisms with government intervention to balance efficiency and social welfare (Section 1.4).</w:t>
+        <w:t xml:space="preserve">In a market-driven economy, the public and private sectors are not competing forces — they are structurally interdependent. The public sector establishes the legal and regulatory environment, funds public goods, and corrects market failures that the private sector cannot or will not address on its own. The private sector, in turn, drives production, innovation, and employment, generating the tax revenues that sustain public services. As Greenlaw et al. (2022) explain, most modern economies are mixed systems that deliberately combine market mechanisms with government intervention to balance efficiency and social welfare (Section 1.4). Neither sector can deliver optimal economic outcomes in isolation.</w:t>
       </w:r>
     </w:p>
     <w:p>
@@ -112,7 +135,7 @@
           <w:rFonts w:ascii="Times New Roman" w:hAnsi="Times New Roman"/>
           <w:sz w:val="24"/>
         </w:rPr>
-        <w:t xml:space="preserve">A compelling real-world example of this interdependence is Kenya’s</w:t>
+        <w:t xml:space="preserve">A concrete illustration of this interdependence is Kenya’s</w:t>
       </w:r>
       <w:r>
         <w:rPr>
@@ -142,7 +165,7 @@
           <w:rFonts w:ascii="Times New Roman" w:hAnsi="Times New Roman"/>
           <w:sz w:val="24"/>
         </w:rPr>
-        <w:t xml:space="preserve">project — a government-led smart city initiative designed to position Kenya as a technology and business process outsourcing hub in East Africa. The Kenyan government, through the Konza Technopolis Development Authority (KoTDA), provides the public infrastructure: land allocation, roads, fiber optic connectivity, water, and a regulatory framework that guarantees investor protections. Private technology firms, real estate developers, and multinational corporations then invest in the zone, establishing data centers, software development firms, and BPO operations. This structure mirrors the Hybrid Public-Private Partnership model described by the World Bank (2024), where government funding and concessional financing de-risk the investment environment, enabling private capital to flow into projects that would otherwise be too uncertain or costly for the private sector alone.</w:t>
+        <w:t xml:space="preserve">project — a government-initiated smart city development designed to establish Kenya as a regional hub for technology and business process outsourcing. The Kenyan government, through the Konza Technopolis Development Authority, provides the foundational public inputs: land allocation, roads, fiber optic backbone infrastructure, water systems, and a legal framework that guarantees investor protections and intellectual property rights. Private technology firms, real estate developers, and multinational corporations then invest in the zone, establishing data centers, software development companies, and BPO operations. This arrangement directly reflects the Hybrid Public-Private Partnership model analyzed by the World Bank (2024), in which government funding and concessional financing reduce investment risk, enabling private capital to flow into projects that would otherwise be financially unviable for the private sector alone.</w:t>
       </w:r>
     </w:p>
     <w:p>
@@ -155,7 +178,7 @@
           <w:rFonts w:ascii="Times New Roman" w:hAnsi="Times New Roman"/>
           <w:sz w:val="24"/>
         </w:rPr>
-        <w:t xml:space="preserve">The interdependence between the two sectors in this case operates on multiple levels. For</w:t>
+        <w:t xml:space="preserve">The economic impact of this interdependence operates across three dimensions. For</w:t>
       </w:r>
       <w:r>
         <w:rPr>
@@ -178,7 +201,7 @@
           <w:rFonts w:ascii="Times New Roman" w:hAnsi="Times New Roman"/>
           <w:sz w:val="24"/>
         </w:rPr>
-        <w:t xml:space="preserve">, the government’s infrastructure investment reduces operating costs and provides legal certainty, making it viable to establish operations in a developing market. For</w:t>
+        <w:t xml:space="preserve">, the government’s infrastructure investment lowers operating costs and provides the legal certainty necessary to commit long-term capital. Without the public sector’s foundational role, private firms would face prohibitive costs in building their own infrastructure and navigating an uncertain regulatory environment. For</w:t>
       </w:r>
       <w:r>
         <w:rPr>
@@ -201,7 +224,7 @@
           <w:rFonts w:ascii="Times New Roman" w:hAnsi="Times New Roman"/>
           <w:sz w:val="24"/>
         </w:rPr>
-        <w:t xml:space="preserve">, the project creates employment, expands access to digital services, and stimulates competition in the technology sector, which drives down prices and improves service quality. For</w:t>
+        <w:t xml:space="preserve">, the project generates employment, expands access to affordable digital services, and stimulates market competition in the technology sector, which exerts downward pressure on prices and raises service quality. For</w:t>
       </w:r>
       <w:r>
         <w:rPr>
@@ -224,7 +247,7 @@
           <w:rFonts w:ascii="Times New Roman" w:hAnsi="Times New Roman"/>
           <w:sz w:val="24"/>
         </w:rPr>
-        <w:t xml:space="preserve">, the initiative diversifies Kenya’s economy beyond agriculture and tourism, strengthens foreign exchange earnings through technology exports, and builds human capital through the skills demanded by the sector.</w:t>
+        <w:t xml:space="preserve">, Konza diversifies Kenya’s economy beyond its traditional dependence on agriculture and tourism, strengthens foreign exchange earnings through technology service exports, and builds the human capital base that sustains long-term productivity growth.</w:t>
       </w:r>
     </w:p>
     <w:p>
@@ -237,7 +260,7 @@
           <w:rFonts w:ascii="Times New Roman" w:hAnsi="Times New Roman"/>
           <w:sz w:val="24"/>
         </w:rPr>
-        <w:t xml:space="preserve">This example also illustrates a broader principle: when public investment crowds in private capital rather than crowding it out, the multiplier effect on economic activity is substantial. The government does not replace the market — it creates the conditions under which the market can function more effectively. Greenlaw et al. (2022) capture this dynamic in the circular flow model, where government, households, businesses, and the foreign sector are all interconnected, with each sector’s decisions affecting the others (Section 1.3).</w:t>
+        <w:t xml:space="preserve">This example also illustrates a principle that Greenlaw et al. (2022) capture in the circular flow model: government, households, businesses, and the foreign sector are all interconnected nodes in the economy, with each sector’s decisions creating ripple effects across the others (Section 1.3). When public investment crowds in private capital — rather than displacing it — the multiplier effect on economic activity is substantial. Edmond (2024) reinforces this point by noting that in today’s geopolitically fragmented trade environment, governments that strategically partner with the private sector to build domestic productive capacity are better positioned to maintain economic resilience and competitiveness.</w:t>
       </w:r>
     </w:p>
     <w:p>
@@ -250,7 +273,7 @@
           <w:rFonts w:ascii="Times New Roman" w:hAnsi="Times New Roman"/>
           <w:sz w:val="24"/>
         </w:rPr>
-        <w:t xml:space="preserve">Understanding this interdependence is essential for analyzing any economic policy, because outcomes are rarely the product of one sector acting alone.</w:t>
+        <w:t xml:space="preserve">The Konza case demonstrates that the most effective economic outcomes emerge not when government and business operate independently, but when their respective strengths are deliberately combined.</w:t>
       </w:r>
     </w:p>
     <w:p>
@@ -285,6 +308,42 @@
     <w:p>
       <w:pPr>
         <w:pStyle w:val="FirstParagraph"/>
+        <w:spacing w:line="480" w:lineRule="exact" w:after="0"/>
+      </w:pPr>
+      <w:r>
+        <w:rPr>
+          <w:rFonts w:ascii="Times New Roman" w:hAnsi="Times New Roman"/>
+          <w:sz w:val="24"/>
+        </w:rPr>
+        <w:t xml:space="preserve">Edmond, C. (2024, December 13). Geopolitics and trade policy are becoming intertwined.</w:t>
+      </w:r>
+      <w:r>
+        <w:rPr>
+          <w:rFonts w:ascii="Times New Roman" w:hAnsi="Times New Roman"/>
+          <w:sz w:val="24"/>
+        </w:rPr>
+        <w:t xml:space="preserve"> </w:t>
+      </w:r>
+      <w:r>
+        <w:rPr>
+          <w:rFonts w:ascii="Times New Roman" w:hAnsi="Times New Roman"/>
+          <w:i/>
+          <w:iCs/>
+          <w:sz w:val="24"/>
+        </w:rPr>
+        <w:t xml:space="preserve">World Economic Forum</w:t>
+      </w:r>
+      <w:r>
+        <w:rPr>
+          <w:rFonts w:ascii="Times New Roman" w:hAnsi="Times New Roman"/>
+          <w:sz w:val="24"/>
+        </w:rPr>
+        <w:t xml:space="preserve">. https://www.weforum.org/stories/2024/12/global-trade-geopolitics-uncertainty-economic-policy/</w:t>
+      </w:r>
+    </w:p>
+    <w:p>
+      <w:pPr>
+        <w:pStyle w:val="BodyText"/>
         <w:spacing w:line="480" w:lineRule="exact" w:after="0"/>
       </w:pPr>
       <w:r>
